--- a/templates/dhs/dhs_petition_1p_2c.docx
+++ b/templates/dhs/dhs_petition_1p_2c.docx
@@ -423,7 +423,27 @@
           <w:sz w:val="24"/>
           <w:szCs w:val="24"/>
         </w:rPr>
-        <w:t xml:space="preserve">Comes now {{ petitioner1_name }}, and respectfully alleges and states as follows:</w:t>
+        <w:t xml:space="preserve">Comes now </w:t>
+      </w:r>
+      <w:r>
+        <w:rPr>
+          <w:rFonts w:ascii="Times New Roman" w:cs="Times New Roman" w:eastAsia="Times New Roman" w:hAnsi="Times New Roman"/>
+          <w:b/>
+          <w:bCs w:val="false"/>
+          <w:sz w:val="24"/>
+          <w:szCs w:val="24"/>
+        </w:rPr>
+        <w:t>{{ petitioner1_name }}</w:t>
+      </w:r>
+      <w:r>
+        <w:rPr>
+          <w:rFonts w:ascii="Times New Roman" w:cs="Times New Roman" w:eastAsia="Times New Roman" w:hAnsi="Times New Roman"/>
+          <w:b w:val="false"/>
+          <w:bCs w:val="false"/>
+          <w:sz w:val="24"/>
+          <w:szCs w:val="24"/>
+        </w:rPr>
+        <w:t>, and respectfully alleges and states as follows:</w:t>
       </w:r>
     </w:p>
     <w:p>
@@ -457,7 +477,9 @@
           <w:sz w:val="24"/>
           <w:szCs w:val="24"/>
         </w:rPr>
-        <w:t xml:space="preserve">2.	That your Petitioner is unmarried, and that the Petitioner's present address is {{ petitioner1_address }}.</w:t>
+        <w:t>2.</w:t>
+        <w:tab/>
+        <w:t>That your Petitioner is unmarried, and that the Petitioner's present address is {{ petitioner1_address }}.{% if kinship %} That the Petitioner is related to the minor children being the {{ kinship_relationship }}.{% endif %}</w:t>
       </w:r>
     </w:p>
     <w:p>
@@ -491,7 +513,29 @@
           <w:sz w:val="24"/>
           <w:szCs w:val="24"/>
         </w:rPr>
-        <w:t xml:space="preserve">4.	That the Petitioner, {{ petitioner1_name }}, is a {{ petitioner1_race }} {{ petitioner1_gender }} who was born on the {{ petitioner1_birth_day }} day of {{ petitioner1_birth_month }}, {{ petitioner1_birth_year }}, in {{ petitioner1_birth_state }} and is now {{ petitioner1_age }} years of age.</w:t>
+        <w:t>4.</w:t>
+        <w:tab/>
+        <w:t xml:space="preserve">That the Petitioner, </w:t>
+      </w:r>
+      <w:r>
+        <w:rPr>
+          <w:rFonts w:ascii="Times New Roman" w:cs="Times New Roman" w:eastAsia="Times New Roman" w:hAnsi="Times New Roman"/>
+          <w:b/>
+          <w:bCs w:val="false"/>
+          <w:sz w:val="24"/>
+          <w:szCs w:val="24"/>
+        </w:rPr>
+        <w:t>{{ petitioner1_name }}</w:t>
+      </w:r>
+      <w:r>
+        <w:rPr>
+          <w:rFonts w:ascii="Times New Roman" w:cs="Times New Roman" w:eastAsia="Times New Roman" w:hAnsi="Times New Roman"/>
+          <w:b w:val="false"/>
+          <w:bCs w:val="false"/>
+          <w:sz w:val="24"/>
+          <w:szCs w:val="24"/>
+        </w:rPr>
+        <w:t>, is a {{ petitioner1_race }} {{ petitioner1_gender }} who was born on the {{ petitioner1_birth_day }} day of {{ petitioner1_birth_month }}, {{ petitioner1_birth_year }}, in {{ petitioner1_birth_state }} and is now {{ petitioner1_age }} years of age.</w:t>
       </w:r>
     </w:p>
     <w:p>
@@ -525,7 +569,9 @@
           <w:sz w:val="24"/>
           <w:szCs w:val="24"/>
         </w:rPr>
-        <w:t xml:space="preserve">6.	That the children are in the legal custody of the Department of Human Services pursuant to a juvenile deprived action filed in the District Court of {{ deprived_action_county }} County, State of Oklahoma. That the Petitioner obtained placement of the minor children on the {{ foster_placement_date }}, and the minors have resided with the Petitioner since that time.</w:t>
+        <w:t>6.</w:t>
+        <w:tab/>
+        <w:t>That the children are in the legal custody of the Department of Human Services pursuant to a juvenile deprived action filed in the District Court of {{ deprived_action_county }} County, State of Oklahoma. That the Petitioner obtained placement of the minor children in {{ foster_placement_date }}, and the minors have resided with the Petitioner since that time.</w:t>
       </w:r>
     </w:p>
     <w:p>
@@ -661,7 +707,9 @@
           <w:sz w:val="24"/>
           <w:szCs w:val="24"/>
         </w:rPr>
-        <w:t xml:space="preserve">14.	That said children are {% if child1_under_12 %}less than{% else %}more than{% endif %} 12 years of age and, therefore, the children's consent to this Adoption is {% if child1_under_12 %}not {% endif %}required under the Oklahoma Uniform Adoption Act, Okla. Stat. Tit. 10 Sec. 7503-2.1.</w:t>
+        <w:t>14.</w:t>
+        <w:tab/>
+        <w:t>That {% if child1_under_12 and child2_under_12 %}said children are both less than 12 years of age and, therefore, the children's consent to this Adoption is not required{% elif not child1_under_12 and not child2_under_12 %}said children are both more than 12 years of age and, therefore, the children's consent to this Adoption is required{% else %}{{ child1_name }} is {% if child1_under_12 %}less{% else %}more{% endif %} than 12 years of age and {{ child2_name }} is {% if child2_under_12 %}less{% else %}more{% endif %} than 12 years of age and, therefore, the consent to this Adoption of {% if not child1_under_12 %}{{ child1_name }}{% else %}{{ child2_name }}{% endif %} is required{% endif %} under the Oklahoma Uniform Adoption Act, Okla. Stat. Tit. 10 Sec. 7503-2.1.</w:t>
       </w:r>
     </w:p>
     <w:p>
@@ -1092,12 +1140,22 @@
       <w:r>
         <w:rPr>
           <w:rFonts w:ascii="Times New Roman" w:cs="Times New Roman" w:eastAsia="Times New Roman" w:hAnsi="Times New Roman"/>
-          <w:b w:val="false"/>
-          <w:bCs w:val="false"/>
-          <w:sz w:val="24"/>
-          <w:szCs w:val="24"/>
-        </w:rPr>
-        <w:t xml:space="preserve">{{ petitioner1_name }}, of lawful age, being first duly sworn upon oath states: That the affiant is the Petitioner above named, that affiant has read the foregoing Petition and knows the contents thereof, and that the facts therein set forth are true.</w:t>
+          <w:b/>
+          <w:bCs w:val="false"/>
+          <w:sz w:val="24"/>
+          <w:szCs w:val="24"/>
+        </w:rPr>
+        <w:t>{{ petitioner1_name }}</w:t>
+      </w:r>
+      <w:r>
+        <w:rPr>
+          <w:rFonts w:ascii="Times New Roman" w:cs="Times New Roman" w:eastAsia="Times New Roman" w:hAnsi="Times New Roman"/>
+          <w:b w:val="false"/>
+          <w:bCs w:val="false"/>
+          <w:sz w:val="24"/>
+          <w:szCs w:val="24"/>
+        </w:rPr>
+        <w:t>, of lawful age, being first duly sworn upon oath states: That the affiant is the Petitioner above named, that affiant has read the foregoing Petition and knows the contents thereof, and that the facts therein set forth are true.</w:t>
       </w:r>
     </w:p>
     <w:p>
@@ -1116,15 +1174,44 @@
       </w:r>
     </w:p>
     <w:p>
-      <w:r>
-        <w:rPr>
-          <w:rFonts w:ascii="Times New Roman" w:cs="Times New Roman" w:eastAsia="Times New Roman" w:hAnsi="Times New Roman"/>
-          <w:b w:val="false"/>
-          <w:bCs w:val="false"/>
-          <w:sz w:val="24"/>
-          <w:szCs w:val="24"/>
-        </w:rPr>
-        <w:t xml:space="preserve">{{ petitioner1_name }}</w:t>
+      <w:pPr>
+        <w:spacing w:before="560"/>
+        <w:ind w:left="4320"/>
+      </w:pPr>
+      <w:r>
+        <w:rPr>
+          <w:rFonts w:ascii="Times New Roman" w:cs="Times New Roman" w:eastAsia="Times New Roman" w:hAnsi="Times New Roman"/>
+          <w:b w:val="0"/>
+          <w:bCs w:val="false"/>
+          <w:sz w:val="24"/>
+          <w:szCs w:val="24"/>
+        </w:rPr>
+        <w:t>__________________________________</w:t>
+      </w:r>
+    </w:p>
+    <w:p>
+      <w:pPr>
+        <w:ind w:left="4320"/>
+      </w:pPr>
+      <w:r>
+        <w:rPr>
+          <w:rFonts w:ascii="Times New Roman" w:cs="Times New Roman" w:eastAsia="Times New Roman" w:hAnsi="Times New Roman"/>
+          <w:b/>
+          <w:bCs w:val="false"/>
+          <w:sz w:val="24"/>
+          <w:szCs w:val="24"/>
+        </w:rPr>
+        <w:t>{{ petitioner1_name }}</w:t>
+      </w:r>
+      <w:r>
+        <w:rPr>
+          <w:rFonts w:ascii="Times New Roman" w:cs="Times New Roman" w:eastAsia="Times New Roman" w:hAnsi="Times New Roman"/>
+          <w:b w:val="0"/>
+          <w:bCs w:val="false"/>
+          <w:sz w:val="24"/>
+          <w:szCs w:val="24"/>
+        </w:rPr>
+        <w:t>, Petitioner</w:t>
       </w:r>
     </w:p>
     <w:p>
@@ -1170,6 +1257,25 @@
       </w:r>
     </w:p>
     <w:p>
+      <w:pPr>
+        <w:spacing w:before="560"/>
+        <w:ind w:left="4320"/>
+      </w:pPr>
+      <w:r>
+        <w:rPr>
+          <w:rFonts w:ascii="Times New Roman" w:cs="Times New Roman" w:eastAsia="Times New Roman" w:hAnsi="Times New Roman"/>
+          <w:b w:val="0"/>
+          <w:bCs w:val="false"/>
+          <w:sz w:val="24"/>
+          <w:szCs w:val="24"/>
+        </w:rPr>
+        <w:t>__________________________________</w:t>
+      </w:r>
+    </w:p>
+    <w:p>
+      <w:pPr>
+        <w:ind w:left="4320"/>
+      </w:pPr>
       <w:r>
         <w:rPr>
           <w:rFonts w:ascii="Times New Roman" w:cs="Times New Roman" w:eastAsia="Times New Roman" w:hAnsi="Times New Roman"/>

--- a/templates/dhs/dhs_petition_1p_2c.docx
+++ b/templates/dhs/dhs_petition_1p_2c.docx
@@ -66,155 +66,90 @@
     </w:p>
     <w:p>
       <w:pPr>
-        <w:spacing w:line="240" w:lineRule="exact"/>
-      </w:pPr>
-      <w:r>
-        <w:rPr>
-          <w:rFonts w:ascii="Times New Roman" w:cs="Times New Roman" w:eastAsia="Times New Roman" w:hAnsi="Times New Roman"/>
-          <w:b w:val="false"/>
-          <w:bCs w:val="false"/>
-          <w:sz w:val="24"/>
-          <w:szCs w:val="24"/>
-        </w:rPr>
-        <w:t xml:space="preserve">In the Matter of the Adoption of</w:t>
-      </w:r>
-      <w:r>
-        <w:rPr>
-          <w:rFonts w:ascii="Times New Roman" w:cs="Times New Roman" w:eastAsia="Times New Roman" w:hAnsi="Times New Roman"/>
-          <w:sz w:val="24"/>
-          <w:szCs w:val="24"/>
-        </w:rPr>
-        <w:t xml:space="preserve">	</w:t>
-      </w:r>
-      <w:r>
-        <w:rPr>
-          <w:rFonts w:ascii="Times New Roman" w:cs="Times New Roman" w:eastAsia="Times New Roman" w:hAnsi="Times New Roman"/>
-          <w:sz w:val="24"/>
-          <w:szCs w:val="24"/>
-        </w:rPr>
-        <w:t xml:space="preserve">	</w:t>
-      </w:r>
-      <w:r>
-        <w:rPr>
-          <w:rFonts w:ascii="Times New Roman" w:cs="Times New Roman" w:eastAsia="Times New Roman" w:hAnsi="Times New Roman"/>
-          <w:b w:val="false"/>
-          <w:bCs w:val="false"/>
-          <w:sz w:val="24"/>
-          <w:szCs w:val="24"/>
-        </w:rPr>
-        <w:t xml:space="preserve">)</w:t>
-      </w:r>
-    </w:p>
-    <w:p>
-      <w:pPr>
-        <w:spacing w:line="240" w:lineRule="exact"/>
-      </w:pPr>
-      <w:r>
-        <w:rPr>
-          <w:rFonts w:ascii="Times New Roman" w:cs="Times New Roman" w:eastAsia="Times New Roman" w:hAnsi="Times New Roman"/>
-          <w:sz w:val="24"/>
-          <w:szCs w:val="24"/>
-        </w:rPr>
-        <w:t xml:space="preserve">	</w:t>
-      </w:r>
-      <w:r>
-        <w:rPr>
-          <w:rFonts w:ascii="Times New Roman" w:cs="Times New Roman" w:eastAsia="Times New Roman" w:hAnsi="Times New Roman"/>
-          <w:sz w:val="24"/>
-          <w:szCs w:val="24"/>
-        </w:rPr>
-        <w:t xml:space="preserve">	</w:t>
-      </w:r>
-      <w:r>
-        <w:rPr>
-          <w:rFonts w:ascii="Times New Roman" w:cs="Times New Roman" w:eastAsia="Times New Roman" w:hAnsi="Times New Roman"/>
-          <w:sz w:val="24"/>
-          <w:szCs w:val="24"/>
-        </w:rPr>
-        <w:t xml:space="preserve">	</w:t>
-      </w:r>
-      <w:r>
-        <w:rPr>
-          <w:rFonts w:ascii="Times New Roman" w:cs="Times New Roman" w:eastAsia="Times New Roman" w:hAnsi="Times New Roman"/>
-          <w:sz w:val="24"/>
-          <w:szCs w:val="24"/>
-        </w:rPr>
-        <w:t xml:space="preserve">	</w:t>
-      </w:r>
-      <w:r>
-        <w:rPr>
-          <w:rFonts w:ascii="Times New Roman" w:cs="Times New Roman" w:eastAsia="Times New Roman" w:hAnsi="Times New Roman"/>
-          <w:sz w:val="24"/>
-          <w:szCs w:val="24"/>
-        </w:rPr>
-        <w:t xml:space="preserve">	</w:t>
-      </w:r>
-      <w:r>
-        <w:rPr>
-          <w:rFonts w:ascii="Times New Roman" w:cs="Times New Roman" w:eastAsia="Times New Roman" w:hAnsi="Times New Roman"/>
-          <w:sz w:val="24"/>
-          <w:szCs w:val="24"/>
-        </w:rPr>
-        <w:t xml:space="preserve">	</w:t>
-      </w:r>
-      <w:r>
-        <w:rPr>
-          <w:rFonts w:ascii="Times New Roman" w:cs="Times New Roman" w:eastAsia="Times New Roman" w:hAnsi="Times New Roman"/>
-          <w:sz w:val="24"/>
-          <w:szCs w:val="24"/>
-        </w:rPr>
-        <w:t xml:space="preserve">	</w:t>
-      </w:r>
-      <w:r>
-        <w:rPr>
-          <w:rFonts w:ascii="Times New Roman" w:cs="Times New Roman" w:eastAsia="Times New Roman" w:hAnsi="Times New Roman"/>
-          <w:sz w:val="24"/>
-          <w:szCs w:val="24"/>
-        </w:rPr>
-        <w:t xml:space="preserve">	</w:t>
-      </w:r>
-      <w:r>
-        <w:rPr>
-          <w:rFonts w:ascii="Times New Roman" w:cs="Times New Roman" w:eastAsia="Times New Roman" w:hAnsi="Times New Roman"/>
-          <w:b w:val="false"/>
-          <w:bCs w:val="false"/>
-          <w:sz w:val="24"/>
-          <w:szCs w:val="24"/>
-        </w:rPr>
-        <w:t xml:space="preserve">)</w:t>
-      </w:r>
-    </w:p>
-    <w:p>
-      <w:pPr>
-        <w:spacing w:line="240" w:lineRule="exact"/>
-      </w:pPr>
-      <w:r>
-        <w:rPr>
-          <w:rFonts w:ascii="Times New Roman" w:cs="Times New Roman" w:eastAsia="Times New Roman" w:hAnsi="Times New Roman"/>
-          <w:b w:val="false"/>
-          <w:bCs w:val="false"/>
-          <w:sz w:val="24"/>
-          <w:szCs w:val="24"/>
-        </w:rPr>
-        <w:t xml:space="preserve">{{ child1_name_upper }}, dob: {{ child1_dob }},</w:t>
-      </w:r>
-      <w:r>
-        <w:rPr>
-          <w:rFonts w:ascii="Times New Roman" w:cs="Times New Roman" w:eastAsia="Times New Roman" w:hAnsi="Times New Roman"/>
-          <w:sz w:val="24"/>
-          <w:szCs w:val="24"/>
-        </w:rPr>
-        <w:t xml:space="preserve">	</w:t>
-      </w:r>
-      <w:r>
-        <w:rPr>
-          <w:rFonts w:ascii="Times New Roman" w:cs="Times New Roman" w:eastAsia="Times New Roman" w:hAnsi="Times New Roman"/>
-          <w:b w:val="false"/>
-          <w:bCs w:val="false"/>
-          <w:sz w:val="24"/>
-          <w:szCs w:val="24"/>
-        </w:rPr>
-        <w:t xml:space="preserve">)</w:t>
+        <w:tabs>
+          <w:tab w:pos="1080" w:val="left"/>
+          <w:tab w:pos="6480" w:val="right"/>
+          <w:tab w:pos="6768" w:val="left"/>
+        </w:tabs>
+        <w:spacing w:line="240" w:lineRule="exact"/>
+      </w:pPr>
+      <w:r>
+        <w:rPr>
+          <w:rFonts w:ascii="Times New Roman" w:cs="Times New Roman" w:eastAsia="Times New Roman" w:hAnsi="Times New Roman"/>
+          <w:b w:val="false"/>
+          <w:bCs w:val="false"/>
+          <w:sz w:val="24"/>
+          <w:szCs w:val="24"/>
+        </w:rPr>
+        <w:t>In the Matter of the Adoption of</w:t>
+      </w:r>
+      <w:r>
+        <w:rPr>
+          <w:rFonts w:ascii="Times New Roman" w:cs="Times New Roman" w:eastAsia="Times New Roman" w:hAnsi="Times New Roman"/>
+          <w:b w:val="false"/>
+          <w:bCs w:val="false"/>
+          <w:sz w:val="24"/>
+          <w:szCs w:val="24"/>
+        </w:rPr>
+        <w:tab/>
+        <w:t>)</w:t>
+      </w:r>
+    </w:p>
+    <w:p>
+      <w:pPr>
+        <w:tabs>
+          <w:tab w:pos="1080" w:val="left"/>
+          <w:tab w:pos="6480" w:val="right"/>
+          <w:tab w:pos="6768" w:val="left"/>
+        </w:tabs>
+        <w:spacing w:line="240" w:lineRule="exact"/>
+      </w:pPr>
+      <w:r>
+        <w:rPr>
+          <w:rFonts w:ascii="Times New Roman" w:cs="Times New Roman" w:eastAsia="Times New Roman" w:hAnsi="Times New Roman"/>
+          <w:sz w:val="24"/>
+          <w:szCs w:val="24"/>
+        </w:rPr>
+      </w:r>
+      <w:r>
+        <w:rPr>
+          <w:rFonts w:ascii="Times New Roman" w:cs="Times New Roman" w:eastAsia="Times New Roman" w:hAnsi="Times New Roman"/>
+          <w:sz w:val="24"/>
+          <w:szCs w:val="24"/>
+        </w:rPr>
+        <w:tab/>
+        <w:t>)</w:t>
+      </w:r>
+    </w:p>
+    <w:p>
+      <w:pPr>
+        <w:tabs>
+          <w:tab w:pos="1080" w:val="left"/>
+          <w:tab w:pos="6480" w:val="right"/>
+          <w:tab w:pos="6768" w:val="left"/>
+        </w:tabs>
+        <w:spacing w:line="240" w:lineRule="exact"/>
+      </w:pPr>
+      <w:r>
+        <w:rPr>
+          <w:rFonts w:ascii="Times New Roman" w:cs="Times New Roman" w:eastAsia="Times New Roman" w:hAnsi="Times New Roman"/>
+          <w:b w:val="false"/>
+          <w:bCs w:val="false"/>
+          <w:sz w:val="24"/>
+          <w:szCs w:val="24"/>
+        </w:rPr>
+        <w:t>{{ child1_name_upper }}, dob: {{ child1_dob }},</w:t>
+      </w:r>
+      <w:r>
+        <w:rPr>
+          <w:rFonts w:ascii="Times New Roman" w:cs="Times New Roman" w:eastAsia="Times New Roman" w:hAnsi="Times New Roman"/>
+          <w:b w:val="false"/>
+          <w:bCs w:val="false"/>
+          <w:sz w:val="24"/>
+          <w:szCs w:val="24"/>
+        </w:rPr>
+        <w:tab/>
+        <w:t>)</w:t>
       </w:r>
     </w:p>
     <w:p>
@@ -234,132 +169,75 @@
     </w:p>
     <w:p>
       <w:pPr>
-        <w:spacing w:line="240" w:lineRule="exact"/>
-      </w:pPr>
-      <w:r>
-        <w:rPr>
-          <w:rFonts w:ascii="Times New Roman" w:cs="Times New Roman" w:eastAsia="Times New Roman" w:hAnsi="Times New Roman"/>
-          <w:b w:val="false"/>
-          <w:bCs w:val="false"/>
-          <w:sz w:val="24"/>
-          <w:szCs w:val="24"/>
-        </w:rPr>
-        <w:t xml:space="preserve">{{ child2_name_upper }}, dob: {{ child2_dob }}</w:t>
-      </w:r>
-      <w:r>
-        <w:rPr>
-          <w:rFonts w:ascii="Times New Roman" w:cs="Times New Roman" w:eastAsia="Times New Roman" w:hAnsi="Times New Roman"/>
-          <w:sz w:val="24"/>
-          <w:szCs w:val="24"/>
-        </w:rPr>
-        <w:t xml:space="preserve">	</w:t>
-      </w:r>
-      <w:r>
-        <w:rPr>
-          <w:rFonts w:ascii="Times New Roman" w:cs="Times New Roman" w:eastAsia="Times New Roman" w:hAnsi="Times New Roman"/>
-          <w:sz w:val="24"/>
-          <w:szCs w:val="24"/>
-        </w:rPr>
-        <w:t xml:space="preserve">	</w:t>
-      </w:r>
-      <w:r>
-        <w:rPr>
-          <w:rFonts w:ascii="Times New Roman" w:cs="Times New Roman" w:eastAsia="Times New Roman" w:hAnsi="Times New Roman"/>
-          <w:sz w:val="24"/>
-          <w:szCs w:val="24"/>
-        </w:rPr>
-        <w:t xml:space="preserve">	</w:t>
-      </w:r>
-      <w:r>
-        <w:rPr>
-          <w:rFonts w:ascii="Times New Roman" w:cs="Times New Roman" w:eastAsia="Times New Roman" w:hAnsi="Times New Roman"/>
-          <w:sz w:val="24"/>
-          <w:szCs w:val="24"/>
-        </w:rPr>
-        <w:t xml:space="preserve">	</w:t>
-      </w:r>
-      <w:r>
-        <w:rPr>
-          <w:rFonts w:ascii="Times New Roman" w:cs="Times New Roman" w:eastAsia="Times New Roman" w:hAnsi="Times New Roman"/>
-          <w:sz w:val="24"/>
-          <w:szCs w:val="24"/>
-        </w:rPr>
-        <w:t xml:space="preserve">	</w:t>
-      </w:r>
-      <w:r>
-        <w:rPr>
-          <w:rFonts w:ascii="Times New Roman" w:cs="Times New Roman" w:eastAsia="Times New Roman" w:hAnsi="Times New Roman"/>
-          <w:sz w:val="24"/>
-          <w:szCs w:val="24"/>
-        </w:rPr>
-        <w:t xml:space="preserve">	</w:t>
-      </w:r>
-      <w:r>
-        <w:rPr>
-          <w:rFonts w:ascii="Times New Roman" w:cs="Times New Roman" w:eastAsia="Times New Roman" w:hAnsi="Times New Roman"/>
-          <w:b w:val="false"/>
-          <w:bCs w:val="false"/>
-          <w:sz w:val="24"/>
-          <w:szCs w:val="24"/>
-        </w:rPr>
-        <w:t xml:space="preserve">) No. {{ case_number }}</w:t>
-      </w:r>
-    </w:p>
-    <w:p>
-      <w:pPr>
-        <w:spacing w:line="240" w:lineRule="exact"/>
-      </w:pPr>
-      <w:r>
-        <w:rPr>
-          <w:rFonts w:ascii="Times New Roman" w:cs="Times New Roman" w:eastAsia="Times New Roman" w:hAnsi="Times New Roman"/>
-          <w:b w:val="false"/>
-          <w:bCs w:val="false"/>
-          <w:sz w:val="24"/>
-          <w:szCs w:val="24"/>
-        </w:rPr>
-        <w:t xml:space="preserve">Minor Children.</w:t>
-      </w:r>
-      <w:r>
-        <w:rPr>
-          <w:rFonts w:ascii="Times New Roman" w:cs="Times New Roman" w:eastAsia="Times New Roman" w:hAnsi="Times New Roman"/>
-          <w:sz w:val="24"/>
-          <w:szCs w:val="24"/>
-        </w:rPr>
-        <w:t xml:space="preserve">	</w:t>
-      </w:r>
-      <w:r>
-        <w:rPr>
-          <w:rFonts w:ascii="Times New Roman" w:cs="Times New Roman" w:eastAsia="Times New Roman" w:hAnsi="Times New Roman"/>
-          <w:sz w:val="24"/>
-          <w:szCs w:val="24"/>
-        </w:rPr>
-        <w:t xml:space="preserve">	</w:t>
-      </w:r>
-      <w:r>
-        <w:rPr>
-          <w:rFonts w:ascii="Times New Roman" w:cs="Times New Roman" w:eastAsia="Times New Roman" w:hAnsi="Times New Roman"/>
-          <w:sz w:val="24"/>
-          <w:szCs w:val="24"/>
-        </w:rPr>
-        <w:t xml:space="preserve">	</w:t>
-      </w:r>
-      <w:r>
-        <w:rPr>
-          <w:rFonts w:ascii="Times New Roman" w:cs="Times New Roman" w:eastAsia="Times New Roman" w:hAnsi="Times New Roman"/>
-          <w:sz w:val="24"/>
-          <w:szCs w:val="24"/>
-        </w:rPr>
-        <w:t xml:space="preserve">	</w:t>
-      </w:r>
-      <w:r>
-        <w:rPr>
-          <w:rFonts w:ascii="Times New Roman" w:cs="Times New Roman" w:eastAsia="Times New Roman" w:hAnsi="Times New Roman"/>
-          <w:b w:val="false"/>
-          <w:bCs w:val="false"/>
-          <w:sz w:val="24"/>
-          <w:szCs w:val="24"/>
-        </w:rPr>
-        <w:t xml:space="preserve">)</w:t>
+        <w:tabs>
+          <w:tab w:pos="1080" w:val="left"/>
+          <w:tab w:pos="6480" w:val="right"/>
+          <w:tab w:pos="6768" w:val="left"/>
+        </w:tabs>
+        <w:spacing w:line="240" w:lineRule="exact"/>
+      </w:pPr>
+      <w:r>
+        <w:rPr>
+          <w:rFonts w:ascii="Times New Roman" w:cs="Times New Roman" w:eastAsia="Times New Roman" w:hAnsi="Times New Roman"/>
+          <w:b w:val="false"/>
+          <w:bCs w:val="false"/>
+          <w:sz w:val="24"/>
+          <w:szCs w:val="24"/>
+        </w:rPr>
+        <w:t>{{ child2_name_upper }}, dob: {{ child2_dob }}</w:t>
+      </w:r>
+      <w:r>
+        <w:rPr>
+          <w:rFonts w:ascii="Times New Roman" w:cs="Times New Roman" w:eastAsia="Times New Roman" w:hAnsi="Times New Roman"/>
+          <w:b w:val="false"/>
+          <w:bCs w:val="false"/>
+          <w:sz w:val="24"/>
+          <w:szCs w:val="24"/>
+        </w:rPr>
+        <w:tab/>
+        <w:t>)</w:t>
+      </w:r>
+      <w:r>
+        <w:rPr>
+          <w:rFonts w:ascii="Times New Roman" w:cs="Times New Roman" w:eastAsia="Times New Roman" w:hAnsi="Times New Roman"/>
+          <w:b w:val="false"/>
+          <w:bCs w:val="false"/>
+          <w:sz w:val="24"/>
+          <w:szCs w:val="24"/>
+        </w:rPr>
+        <w:tab/>
+        <w:t>No. {{ case_number }}</w:t>
+      </w:r>
+    </w:p>
+    <w:p>
+      <w:pPr>
+        <w:tabs>
+          <w:tab w:pos="1080" w:val="left"/>
+          <w:tab w:pos="6480" w:val="right"/>
+          <w:tab w:pos="6768" w:val="left"/>
+        </w:tabs>
+        <w:spacing w:line="240" w:lineRule="exact"/>
+      </w:pPr>
+      <w:r>
+        <w:rPr>
+          <w:rFonts w:ascii="Times New Roman" w:cs="Times New Roman" w:eastAsia="Times New Roman" w:hAnsi="Times New Roman"/>
+          <w:b w:val="false"/>
+          <w:bCs w:val="false"/>
+          <w:sz w:val="24"/>
+          <w:szCs w:val="24"/>
+        </w:rPr>
+        <w:t>Minor Children.</w:t>
+      </w:r>
+      <w:r>
+        <w:rPr>
+          <w:rFonts w:ascii="Times New Roman" w:cs="Times New Roman" w:eastAsia="Times New Roman" w:hAnsi="Times New Roman"/>
+          <w:b w:val="false"/>
+          <w:bCs w:val="false"/>
+          <w:sz w:val="24"/>
+          <w:szCs w:val="24"/>
+        </w:rPr>
+        <w:tab/>
+        <w:t>)</w:t>
       </w:r>
     </w:p>
     <w:p>

--- a/templates/dhs/dhs_petition_1p_2c.docx
+++ b/templates/dhs/dhs_petition_1p_2c.docx
@@ -327,7 +327,6 @@
     <w:p>
       <w:pPr>
         <w:spacing w:line="480" w:lineRule="auto"/>
-        <w:ind w:firstLine="1440"/>
         <w:jc w:val="both"/>
       </w:pPr>
       <w:r>
@@ -344,7 +343,6 @@
     <w:p>
       <w:pPr>
         <w:spacing w:line="480" w:lineRule="auto"/>
-        <w:ind w:firstLine="1440"/>
         <w:jc w:val="both"/>
       </w:pPr>
       <w:r>
@@ -363,7 +361,6 @@
     <w:p>
       <w:pPr>
         <w:spacing w:line="480" w:lineRule="auto"/>
-        <w:ind w:firstLine="1440"/>
         <w:jc w:val="both"/>
       </w:pPr>
       <w:r>
@@ -380,7 +377,6 @@
     <w:p>
       <w:pPr>
         <w:spacing w:line="480" w:lineRule="auto"/>
-        <w:ind w:firstLine="1440"/>
         <w:jc w:val="both"/>
       </w:pPr>
       <w:r>
@@ -419,7 +415,6 @@
     <w:p>
       <w:pPr>
         <w:spacing w:line="480" w:lineRule="auto"/>
-        <w:ind w:firstLine="1440"/>
         <w:jc w:val="both"/>
       </w:pPr>
       <w:r>
@@ -436,7 +431,6 @@
     <w:p>
       <w:pPr>
         <w:spacing w:line="480" w:lineRule="auto"/>
-        <w:ind w:firstLine="1440"/>
         <w:jc w:val="both"/>
       </w:pPr>
       <w:r>
@@ -455,7 +449,6 @@
     <w:p>
       <w:pPr>
         <w:spacing w:line="480" w:lineRule="auto"/>
-        <w:ind w:firstLine="1440"/>
         <w:jc w:val="both"/>
       </w:pPr>
       <w:r>
@@ -472,7 +465,6 @@
     <w:p>
       <w:pPr>
         <w:spacing w:line="480" w:lineRule="auto"/>
-        <w:ind w:firstLine="1440"/>
         <w:jc w:val="both"/>
       </w:pPr>
       <w:r>
@@ -489,7 +481,6 @@
     <w:p>
       <w:pPr>
         <w:spacing w:line="480" w:lineRule="auto"/>
-        <w:ind w:firstLine="1440"/>
         <w:jc w:val="both"/>
       </w:pPr>
       <w:r>
@@ -506,7 +497,6 @@
     <w:p>
       <w:pPr>
         <w:spacing w:line="480" w:lineRule="auto"/>
-        <w:ind w:firstLine="1440"/>
         <w:jc w:val="both"/>
       </w:pPr>
       <w:r>
@@ -523,7 +513,6 @@
     <w:p>
       <w:pPr>
         <w:spacing w:line="480" w:lineRule="auto"/>
-        <w:ind w:firstLine="1440"/>
         <w:jc w:val="both"/>
       </w:pPr>
       <w:r>
@@ -540,7 +529,6 @@
     <w:p>
       <w:pPr>
         <w:spacing w:line="480" w:lineRule="auto"/>
-        <w:ind w:firstLine="1440"/>
         <w:jc w:val="both"/>
       </w:pPr>
       <w:r>
@@ -557,7 +545,6 @@
     <w:p>
       <w:pPr>
         <w:spacing w:line="480" w:lineRule="auto"/>
-        <w:ind w:firstLine="1440"/>
         <w:jc w:val="both"/>
       </w:pPr>
       <w:r>
@@ -574,7 +561,6 @@
     <w:p>
       <w:pPr>
         <w:spacing w:line="480" w:lineRule="auto"/>
-        <w:ind w:firstLine="1440"/>
         <w:jc w:val="both"/>
       </w:pPr>
       <w:r>
@@ -593,7 +579,6 @@
     <w:p>
       <w:pPr>
         <w:spacing w:line="480" w:lineRule="auto"/>
-        <w:ind w:firstLine="1440"/>
         <w:jc w:val="both"/>
       </w:pPr>
       <w:r>
@@ -661,7 +646,6 @@
     <w:p>
       <w:pPr>
         <w:spacing w:line="480" w:lineRule="auto"/>
-        <w:ind w:firstLine="1440"/>
         <w:jc w:val="both"/>
       </w:pPr>
       <w:r>
@@ -678,7 +662,6 @@
     <w:p>
       <w:pPr>
         <w:spacing w:line="480" w:lineRule="auto"/>
-        <w:ind w:firstLine="1440"/>
         <w:jc w:val="both"/>
       </w:pPr>
       <w:r>
@@ -695,7 +678,6 @@
     <w:p>
       <w:pPr>
         <w:spacing w:line="480" w:lineRule="auto"/>
-        <w:ind w:firstLine="1440"/>
         <w:jc w:val="both"/>
       </w:pPr>
       <w:r>

--- a/templates/dhs/dhs_petition_1p_2c.docx
+++ b/templates/dhs/dhs_petition_1p_2c.docx
@@ -64,182 +64,255 @@
         <w:t xml:space="preserve"/>
       </w:r>
     </w:p>
-    <w:p>
-      <w:pPr>
-        <w:tabs>
-          <w:tab w:pos="1080" w:val="left"/>
-          <w:tab w:pos="6480" w:val="right"/>
-          <w:tab w:pos="6768" w:val="left"/>
-        </w:tabs>
-        <w:spacing w:line="240" w:lineRule="exact"/>
-      </w:pPr>
-      <w:r>
-        <w:rPr>
-          <w:rFonts w:ascii="Times New Roman" w:cs="Times New Roman" w:eastAsia="Times New Roman" w:hAnsi="Times New Roman"/>
-          <w:b w:val="false"/>
-          <w:bCs w:val="false"/>
-          <w:sz w:val="24"/>
-          <w:szCs w:val="24"/>
-        </w:rPr>
-        <w:t>In the Matter of the Adoption of</w:t>
-      </w:r>
-      <w:r>
-        <w:rPr>
-          <w:rFonts w:ascii="Times New Roman" w:cs="Times New Roman" w:eastAsia="Times New Roman" w:hAnsi="Times New Roman"/>
-          <w:b w:val="false"/>
-          <w:bCs w:val="false"/>
-          <w:sz w:val="24"/>
-          <w:szCs w:val="24"/>
-        </w:rPr>
-        <w:tab/>
-        <w:t>)</w:t>
-      </w:r>
-    </w:p>
-    <w:p>
-      <w:pPr>
-        <w:tabs>
-          <w:tab w:pos="1080" w:val="left"/>
-          <w:tab w:pos="6480" w:val="right"/>
-          <w:tab w:pos="6768" w:val="left"/>
-        </w:tabs>
-        <w:spacing w:line="240" w:lineRule="exact"/>
-      </w:pPr>
-      <w:r>
-        <w:rPr>
-          <w:rFonts w:ascii="Times New Roman" w:cs="Times New Roman" w:eastAsia="Times New Roman" w:hAnsi="Times New Roman"/>
-          <w:sz w:val="24"/>
-          <w:szCs w:val="24"/>
-        </w:rPr>
-      </w:r>
-      <w:r>
-        <w:rPr>
-          <w:rFonts w:ascii="Times New Roman" w:cs="Times New Roman" w:eastAsia="Times New Roman" w:hAnsi="Times New Roman"/>
-          <w:sz w:val="24"/>
-          <w:szCs w:val="24"/>
-        </w:rPr>
-        <w:tab/>
-        <w:t>)</w:t>
-      </w:r>
-    </w:p>
-    <w:p>
-      <w:pPr>
-        <w:tabs>
-          <w:tab w:pos="1080" w:val="left"/>
-          <w:tab w:pos="6480" w:val="right"/>
-          <w:tab w:pos="6768" w:val="left"/>
-        </w:tabs>
-        <w:spacing w:line="240" w:lineRule="exact"/>
-      </w:pPr>
-      <w:r>
-        <w:rPr>
-          <w:rFonts w:ascii="Times New Roman" w:cs="Times New Roman" w:eastAsia="Times New Roman" w:hAnsi="Times New Roman"/>
-          <w:b w:val="false"/>
-          <w:bCs w:val="false"/>
-          <w:sz w:val="24"/>
-          <w:szCs w:val="24"/>
-        </w:rPr>
-        <w:t>{{ child1_name_upper }}, dob: {{ child1_dob }},</w:t>
-      </w:r>
-      <w:r>
-        <w:rPr>
-          <w:rFonts w:ascii="Times New Roman" w:cs="Times New Roman" w:eastAsia="Times New Roman" w:hAnsi="Times New Roman"/>
-          <w:b w:val="false"/>
-          <w:bCs w:val="false"/>
-          <w:sz w:val="24"/>
-          <w:szCs w:val="24"/>
-        </w:rPr>
-        <w:tab/>
-        <w:t>)</w:t>
-      </w:r>
-    </w:p>
-    <w:p>
-      <w:pPr>
-        <w:spacing w:line="240" w:lineRule="exact"/>
-      </w:pPr>
-      <w:r>
-        <w:rPr>
-          <w:rFonts w:ascii="Times New Roman" w:cs="Times New Roman" w:eastAsia="Times New Roman" w:hAnsi="Times New Roman"/>
-          <w:b w:val="false"/>
-          <w:bCs w:val="false"/>
-          <w:sz w:val="24"/>
-          <w:szCs w:val="24"/>
-        </w:rPr>
-        <w:t xml:space="preserve">And</w:t>
-      </w:r>
-    </w:p>
-    <w:p>
-      <w:pPr>
-        <w:tabs>
-          <w:tab w:pos="1080" w:val="left"/>
-          <w:tab w:pos="6480" w:val="right"/>
-          <w:tab w:pos="6768" w:val="left"/>
-        </w:tabs>
-        <w:spacing w:line="240" w:lineRule="exact"/>
-      </w:pPr>
-      <w:r>
-        <w:rPr>
-          <w:rFonts w:ascii="Times New Roman" w:cs="Times New Roman" w:eastAsia="Times New Roman" w:hAnsi="Times New Roman"/>
-          <w:b w:val="false"/>
-          <w:bCs w:val="false"/>
-          <w:sz w:val="24"/>
-          <w:szCs w:val="24"/>
-        </w:rPr>
-        <w:t>{{ child2_name_upper }}, dob: {{ child2_dob }}</w:t>
-      </w:r>
-      <w:r>
-        <w:rPr>
-          <w:rFonts w:ascii="Times New Roman" w:cs="Times New Roman" w:eastAsia="Times New Roman" w:hAnsi="Times New Roman"/>
-          <w:b w:val="false"/>
-          <w:bCs w:val="false"/>
-          <w:sz w:val="24"/>
-          <w:szCs w:val="24"/>
-        </w:rPr>
-        <w:tab/>
-        <w:t>)</w:t>
-      </w:r>
-      <w:r>
-        <w:rPr>
-          <w:rFonts w:ascii="Times New Roman" w:cs="Times New Roman" w:eastAsia="Times New Roman" w:hAnsi="Times New Roman"/>
-          <w:b w:val="false"/>
-          <w:bCs w:val="false"/>
-          <w:sz w:val="24"/>
-          <w:szCs w:val="24"/>
-        </w:rPr>
-        <w:tab/>
-        <w:t>No. {{ case_number }}</w:t>
-      </w:r>
-    </w:p>
-    <w:p>
-      <w:pPr>
-        <w:tabs>
-          <w:tab w:pos="1080" w:val="left"/>
-          <w:tab w:pos="6480" w:val="right"/>
-          <w:tab w:pos="6768" w:val="left"/>
-        </w:tabs>
-        <w:spacing w:line="240" w:lineRule="exact"/>
-      </w:pPr>
-      <w:r>
-        <w:rPr>
-          <w:rFonts w:ascii="Times New Roman" w:cs="Times New Roman" w:eastAsia="Times New Roman" w:hAnsi="Times New Roman"/>
-          <w:b w:val="false"/>
-          <w:bCs w:val="false"/>
-          <w:sz w:val="24"/>
-          <w:szCs w:val="24"/>
-        </w:rPr>
-        <w:t>Minor Children.</w:t>
-      </w:r>
-      <w:r>
-        <w:rPr>
-          <w:rFonts w:ascii="Times New Roman" w:cs="Times New Roman" w:eastAsia="Times New Roman" w:hAnsi="Times New Roman"/>
-          <w:b w:val="false"/>
-          <w:bCs w:val="false"/>
-          <w:sz w:val="24"/>
-          <w:szCs w:val="24"/>
-        </w:rPr>
-        <w:tab/>
-        <w:t>)</w:t>
-      </w:r>
-    </w:p>
+    <w:tbl>
+      <w:tblPr>
+        <w:tblW w:w="9360" w:type="dxa"/>
+        <w:tblBorders>
+          <w:top w:val="none" w:sz="0" w:space="0" w:color="auto"/>
+          <w:left w:val="none" w:sz="0" w:space="0" w:color="auto"/>
+          <w:bottom w:val="none" w:sz="0" w:space="0" w:color="auto"/>
+          <w:right w:val="none" w:sz="0" w:space="0" w:color="auto"/>
+          <w:insideH w:val="none" w:sz="0" w:space="0" w:color="auto"/>
+          <w:insideV w:val="none" w:sz="0" w:space="0" w:color="auto"/>
+        </w:tblBorders>
+        <w:tblLayout w:type="fixed"/>
+        <w:tblCellMar>
+          <w:top w:w="0" w:type="dxa"/>
+          <w:left w:w="0" w:type="dxa"/>
+          <w:bottom w:w="0" w:type="dxa"/>
+          <w:right w:w="0" w:type="dxa"/>
+        </w:tblCellMar>
+        <w:tblLook w:val="0000" w:firstRow="0" w:lastRow="0" w:firstColumn="0" w:lastColumn="0" w:noHBand="0" w:noVBand="0"/>
+      </w:tblPr>
+      <w:tblGrid>
+        <w:gridCol w:w="6192"/>
+        <w:gridCol w:w="288"/>
+        <w:gridCol w:w="2880"/>
+      </w:tblGrid>
+      <w:tr>
+        <w:tc>
+          <w:tcPr>
+            <w:tcW w:w="6192" w:type="dxa"/>
+          </w:tcPr>
+          <w:p>
+            <w:pPr>
+              <w:spacing w:after="0" w:line="240" w:lineRule="auto"/>
+            </w:pPr>
+            <w:r>
+              <w:rPr>
+                <w:rFonts w:ascii="Times New Roman" w:cs="Times New Roman" w:eastAsia="Times New Roman" w:hAnsi="Times New Roman"/>
+                <w:b w:val="false"/>
+                <w:bCs w:val="false"/>
+                <w:sz w:val="24"/>
+                <w:szCs w:val="24"/>
+              </w:rPr>
+              <w:t xml:space="preserve">In the Matter of the Adoption of</w:t>
+            </w:r>
+          </w:p>
+          <w:p>
+            <w:pPr>
+              <w:spacing w:after="0" w:line="240" w:lineRule="auto"/>
+            </w:pPr>
+          </w:p>
+          <w:p>
+            <w:pPr>
+              <w:spacing w:after="0" w:line="240" w:lineRule="auto"/>
+            </w:pPr>
+            <w:r>
+              <w:rPr>
+                <w:rFonts w:ascii="Times New Roman" w:cs="Times New Roman" w:eastAsia="Times New Roman" w:hAnsi="Times New Roman"/>
+                <w:b w:val="false"/>
+                <w:bCs w:val="false"/>
+                <w:sz w:val="24"/>
+                <w:szCs w:val="24"/>
+              </w:rPr>
+              <w:t xml:space="preserve">{{ child1_name_upper }}, dob: {{ child1_dob }},</w:t>
+            </w:r>
+          </w:p>
+          <w:p>
+            <w:pPr>
+              <w:spacing w:after="0" w:line="240" w:lineRule="auto"/>
+            </w:pPr>
+            <w:r>
+              <w:rPr>
+                <w:rFonts w:ascii="Times New Roman" w:cs="Times New Roman" w:eastAsia="Times New Roman" w:hAnsi="Times New Roman"/>
+                <w:b w:val="false"/>
+                <w:bCs w:val="false"/>
+                <w:sz w:val="24"/>
+                <w:szCs w:val="24"/>
+              </w:rPr>
+              <w:t xml:space="preserve">And</w:t>
+            </w:r>
+          </w:p>
+          <w:p>
+            <w:pPr>
+              <w:spacing w:after="0" w:line="240" w:lineRule="auto"/>
+            </w:pPr>
+            <w:r>
+              <w:rPr>
+                <w:rFonts w:ascii="Times New Roman" w:cs="Times New Roman" w:eastAsia="Times New Roman" w:hAnsi="Times New Roman"/>
+                <w:b w:val="false"/>
+                <w:bCs w:val="false"/>
+                <w:sz w:val="24"/>
+                <w:szCs w:val="24"/>
+              </w:rPr>
+              <w:t xml:space="preserve">{{ child2_name_upper }}, dob: {{ child2_dob }}</w:t>
+            </w:r>
+          </w:p>
+          <w:p>
+            <w:pPr>
+              <w:spacing w:after="0" w:line="240" w:lineRule="auto"/>
+              <w:ind w:firstLine="720"/>
+            </w:pPr>
+            <w:r>
+              <w:rPr>
+                <w:rFonts w:ascii="Times New Roman" w:cs="Times New Roman" w:eastAsia="Times New Roman" w:hAnsi="Times New Roman"/>
+                <w:b w:val="false"/>
+                <w:bCs w:val="false"/>
+                <w:sz w:val="24"/>
+                <w:szCs w:val="24"/>
+              </w:rPr>
+              <w:t xml:space="preserve">Minor Children.</w:t>
+            </w:r>
+          </w:p>
+        </w:tc>
+        <w:tc>
+          <w:tcPr>
+            <w:tcW w:w="288" w:type="dxa"/>
+          </w:tcPr>
+          <w:p>
+            <w:pPr>
+              <w:spacing w:after="0" w:line="240" w:lineRule="auto"/>
+            </w:pPr>
+            <w:r>
+              <w:rPr>
+                <w:rFonts w:ascii="Times New Roman" w:cs="Times New Roman" w:eastAsia="Times New Roman" w:hAnsi="Times New Roman"/>
+                <w:b w:val="false"/>
+                <w:bCs w:val="false"/>
+                <w:sz w:val="24"/>
+                <w:szCs w:val="24"/>
+              </w:rPr>
+              <w:t xml:space="preserve">)</w:t>
+            </w:r>
+          </w:p>
+          <w:p>
+            <w:pPr>
+              <w:spacing w:after="0" w:line="240" w:lineRule="auto"/>
+            </w:pPr>
+            <w:r>
+              <w:rPr>
+                <w:rFonts w:ascii="Times New Roman" w:cs="Times New Roman" w:eastAsia="Times New Roman" w:hAnsi="Times New Roman"/>
+                <w:b w:val="false"/>
+                <w:bCs w:val="false"/>
+                <w:sz w:val="24"/>
+                <w:szCs w:val="24"/>
+              </w:rPr>
+              <w:t xml:space="preserve">)</w:t>
+            </w:r>
+          </w:p>
+          <w:p>
+            <w:pPr>
+              <w:spacing w:after="0" w:line="240" w:lineRule="auto"/>
+            </w:pPr>
+            <w:r>
+              <w:rPr>
+                <w:rFonts w:ascii="Times New Roman" w:cs="Times New Roman" w:eastAsia="Times New Roman" w:hAnsi="Times New Roman"/>
+                <w:b w:val="false"/>
+                <w:bCs w:val="false"/>
+                <w:sz w:val="24"/>
+                <w:szCs w:val="24"/>
+              </w:rPr>
+              <w:t xml:space="preserve">)</w:t>
+            </w:r>
+          </w:p>
+          <w:p>
+            <w:pPr>
+              <w:spacing w:after="0" w:line="240" w:lineRule="auto"/>
+            </w:pPr>
+            <w:r>
+              <w:rPr>
+                <w:rFonts w:ascii="Times New Roman" w:cs="Times New Roman" w:eastAsia="Times New Roman" w:hAnsi="Times New Roman"/>
+                <w:b w:val="false"/>
+                <w:bCs w:val="false"/>
+                <w:sz w:val="24"/>
+                <w:szCs w:val="24"/>
+              </w:rPr>
+              <w:t xml:space="preserve">)</w:t>
+            </w:r>
+          </w:p>
+          <w:p>
+            <w:pPr>
+              <w:spacing w:after="0" w:line="240" w:lineRule="auto"/>
+            </w:pPr>
+            <w:r>
+              <w:rPr>
+                <w:rFonts w:ascii="Times New Roman" w:cs="Times New Roman" w:eastAsia="Times New Roman" w:hAnsi="Times New Roman"/>
+                <w:b w:val="false"/>
+                <w:bCs w:val="false"/>
+                <w:sz w:val="24"/>
+                <w:szCs w:val="24"/>
+              </w:rPr>
+              <w:t xml:space="preserve">)</w:t>
+            </w:r>
+          </w:p>
+          <w:p>
+            <w:pPr>
+              <w:spacing w:after="0" w:line="240" w:lineRule="auto"/>
+            </w:pPr>
+            <w:r>
+              <w:rPr>
+                <w:rFonts w:ascii="Times New Roman" w:cs="Times New Roman" w:eastAsia="Times New Roman" w:hAnsi="Times New Roman"/>
+                <w:b w:val="false"/>
+                <w:bCs w:val="false"/>
+                <w:sz w:val="24"/>
+                <w:szCs w:val="24"/>
+              </w:rPr>
+              <w:t xml:space="preserve">)</w:t>
+            </w:r>
+          </w:p>
+        </w:tc>
+        <w:tc>
+          <w:tcPr>
+            <w:tcW w:w="2880" w:type="dxa"/>
+          </w:tcPr>
+          <w:p>
+            <w:pPr>
+              <w:spacing w:after="0" w:line="240" w:lineRule="auto"/>
+            </w:pPr>
+          </w:p>
+          <w:p>
+            <w:pPr>
+              <w:spacing w:after="0" w:line="240" w:lineRule="auto"/>
+            </w:pPr>
+          </w:p>
+          <w:p>
+            <w:pPr>
+              <w:spacing w:after="0" w:line="240" w:lineRule="auto"/>
+            </w:pPr>
+          </w:p>
+          <w:p>
+            <w:pPr>
+              <w:spacing w:after="0" w:line="240" w:lineRule="auto"/>
+            </w:pPr>
+          </w:p>
+          <w:p>
+            <w:pPr>
+              <w:spacing w:after="0" w:line="240" w:lineRule="auto"/>
+            </w:pPr>
+            <w:r>
+              <w:rPr>
+                <w:rFonts w:ascii="Times New Roman" w:cs="Times New Roman" w:eastAsia="Times New Roman" w:hAnsi="Times New Roman"/>
+                <w:b w:val="false"/>
+                <w:bCs w:val="false"/>
+                <w:sz w:val="24"/>
+                <w:szCs w:val="24"/>
+              </w:rPr>
+              <w:t xml:space="preserve">No. {{ case_number }}</w:t>
+            </w:r>
+          </w:p>
+        </w:tc>
+      </w:tr>
+    </w:tbl>
     <w:p>
       <w:pPr>
         <w:spacing w:line="240" w:lineRule="exact"/>
@@ -327,6 +400,7 @@
     <w:p>
       <w:pPr>
         <w:spacing w:line="480" w:lineRule="auto"/>
+        <w:ind w:firstLine="720"/>
         <w:jc w:val="both"/>
       </w:pPr>
       <w:r>
@@ -343,6 +417,7 @@
     <w:p>
       <w:pPr>
         <w:spacing w:line="480" w:lineRule="auto"/>
+        <w:ind w:firstLine="720"/>
         <w:jc w:val="both"/>
       </w:pPr>
       <w:r>
@@ -361,6 +436,7 @@
     <w:p>
       <w:pPr>
         <w:spacing w:line="480" w:lineRule="auto"/>
+        <w:ind w:firstLine="720"/>
         <w:jc w:val="both"/>
       </w:pPr>
       <w:r>
@@ -377,6 +453,7 @@
     <w:p>
       <w:pPr>
         <w:spacing w:line="480" w:lineRule="auto"/>
+        <w:ind w:firstLine="720"/>
         <w:jc w:val="both"/>
       </w:pPr>
       <w:r>
@@ -415,6 +492,7 @@
     <w:p>
       <w:pPr>
         <w:spacing w:line="480" w:lineRule="auto"/>
+        <w:ind w:firstLine="720"/>
         <w:jc w:val="both"/>
       </w:pPr>
       <w:r>
@@ -431,6 +509,7 @@
     <w:p>
       <w:pPr>
         <w:spacing w:line="480" w:lineRule="auto"/>
+        <w:ind w:firstLine="720"/>
         <w:jc w:val="both"/>
       </w:pPr>
       <w:r>
@@ -449,6 +528,7 @@
     <w:p>
       <w:pPr>
         <w:spacing w:line="480" w:lineRule="auto"/>
+        <w:ind w:firstLine="720"/>
         <w:jc w:val="both"/>
       </w:pPr>
       <w:r>
@@ -465,6 +545,7 @@
     <w:p>
       <w:pPr>
         <w:spacing w:line="480" w:lineRule="auto"/>
+        <w:ind w:firstLine="720"/>
         <w:jc w:val="both"/>
       </w:pPr>
       <w:r>
@@ -481,6 +562,7 @@
     <w:p>
       <w:pPr>
         <w:spacing w:line="480" w:lineRule="auto"/>
+        <w:ind w:firstLine="720"/>
         <w:jc w:val="both"/>
       </w:pPr>
       <w:r>
@@ -497,6 +579,7 @@
     <w:p>
       <w:pPr>
         <w:spacing w:line="480" w:lineRule="auto"/>
+        <w:ind w:firstLine="720"/>
         <w:jc w:val="both"/>
       </w:pPr>
       <w:r>
@@ -513,6 +596,7 @@
     <w:p>
       <w:pPr>
         <w:spacing w:line="480" w:lineRule="auto"/>
+        <w:ind w:firstLine="720"/>
         <w:jc w:val="both"/>
       </w:pPr>
       <w:r>
@@ -529,6 +613,7 @@
     <w:p>
       <w:pPr>
         <w:spacing w:line="480" w:lineRule="auto"/>
+        <w:ind w:firstLine="720"/>
         <w:jc w:val="both"/>
       </w:pPr>
       <w:r>
@@ -545,6 +630,7 @@
     <w:p>
       <w:pPr>
         <w:spacing w:line="480" w:lineRule="auto"/>
+        <w:ind w:firstLine="720"/>
         <w:jc w:val="both"/>
       </w:pPr>
       <w:r>
@@ -561,6 +647,7 @@
     <w:p>
       <w:pPr>
         <w:spacing w:line="480" w:lineRule="auto"/>
+        <w:ind w:firstLine="720"/>
         <w:jc w:val="both"/>
       </w:pPr>
       <w:r>
@@ -579,6 +666,7 @@
     <w:p>
       <w:pPr>
         <w:spacing w:line="480" w:lineRule="auto"/>
+        <w:ind w:firstLine="720"/>
         <w:jc w:val="both"/>
       </w:pPr>
       <w:r>
@@ -646,6 +734,7 @@
     <w:p>
       <w:pPr>
         <w:spacing w:line="480" w:lineRule="auto"/>
+        <w:ind w:firstLine="720"/>
         <w:jc w:val="both"/>
       </w:pPr>
       <w:r>
@@ -662,6 +751,7 @@
     <w:p>
       <w:pPr>
         <w:spacing w:line="480" w:lineRule="auto"/>
+        <w:ind w:firstLine="720"/>
         <w:jc w:val="both"/>
       </w:pPr>
       <w:r>
@@ -678,6 +768,7 @@
     <w:p>
       <w:pPr>
         <w:spacing w:line="480" w:lineRule="auto"/>
+        <w:ind w:firstLine="720"/>
         <w:jc w:val="both"/>
       </w:pPr>
       <w:r>
@@ -742,12 +833,12 @@
       <w:tblPr>
         <w:tblW w:type="dxa" w:w="9576"/>
         <w:tblBorders>
-          <w:top w:val="single" w:color="auto" w:sz="4"/>
-          <w:left w:val="single" w:color="auto" w:sz="4"/>
-          <w:bottom w:val="single" w:color="auto" w:sz="4"/>
-          <w:right w:val="single" w:color="auto" w:sz="4"/>
-          <w:insideH w:val="single" w:color="auto" w:sz="4"/>
-          <w:insideV w:val="single" w:color="auto" w:sz="4"/>
+          <w:top w:val="none" w:sz="0" w:space="0" w:color="auto"/>
+          <w:left w:val="none" w:sz="0" w:space="0" w:color="auto"/>
+          <w:bottom w:val="none" w:sz="0" w:space="0" w:color="auto"/>
+          <w:right w:val="none" w:sz="0" w:space="0" w:color="auto"/>
+          <w:insideH w:val="none" w:sz="0" w:space="0" w:color="auto"/>
+          <w:insideV w:val="none" w:sz="0" w:space="0" w:color="auto"/>
         </w:tblBorders>
       </w:tblPr>
       <w:tblGrid>
@@ -758,12 +849,6 @@
         <w:tc>
           <w:tcPr>
             <w:tcW w:type="dxa" w:w="4428"/>
-            <w:tcBorders>
-              <w:top w:val="none"/>
-              <w:left w:val="none"/>
-              <w:bottom w:val="none"/>
-              <w:right w:val="none"/>
-            </w:tcBorders>
           </w:tcPr>
           <w:p>
             <w:r>
@@ -781,12 +866,6 @@
         <w:tc>
           <w:tcPr>
             <w:tcW w:type="dxa" w:w="5148"/>
-            <w:tcBorders>
-              <w:top w:val="none"/>
-              <w:left w:val="none"/>
-              <w:bottom w:val="none"/>
-              <w:right w:val="none"/>
-            </w:tcBorders>
           </w:tcPr>
           <w:p>
             <w:pPr>
@@ -800,7 +879,7 @@
                 <w:sz w:val="24"/>
                 <w:szCs w:val="24"/>
               </w:rPr>
-              <w:t xml:space="preserve">By:</w:t>
+              <w:t xml:space="preserve">By:{% if attorney_signature %}  {{ attorney_signature }}{% endif %}</w:t>
             </w:r>
           </w:p>
           <w:p>

--- a/templates/dhs/dhs_petition_1p_2c.docx
+++ b/templates/dhs/dhs_petition_1p_2c.docx
@@ -64,182 +64,255 @@
         <w:t xml:space="preserve"/>
       </w:r>
     </w:p>
-    <w:p>
-      <w:pPr>
-        <w:tabs>
-          <w:tab w:pos="1080" w:val="left"/>
-          <w:tab w:pos="6480" w:val="right"/>
-          <w:tab w:pos="6768" w:val="left"/>
-        </w:tabs>
-        <w:spacing w:line="240" w:lineRule="exact"/>
-      </w:pPr>
-      <w:r>
-        <w:rPr>
-          <w:rFonts w:ascii="Times New Roman" w:cs="Times New Roman" w:eastAsia="Times New Roman" w:hAnsi="Times New Roman"/>
-          <w:b w:val="false"/>
-          <w:bCs w:val="false"/>
-          <w:sz w:val="24"/>
-          <w:szCs w:val="24"/>
-        </w:rPr>
-        <w:t>In the Matter of the Adoption of</w:t>
-      </w:r>
-      <w:r>
-        <w:rPr>
-          <w:rFonts w:ascii="Times New Roman" w:cs="Times New Roman" w:eastAsia="Times New Roman" w:hAnsi="Times New Roman"/>
-          <w:b w:val="false"/>
-          <w:bCs w:val="false"/>
-          <w:sz w:val="24"/>
-          <w:szCs w:val="24"/>
-        </w:rPr>
-        <w:tab/>
-        <w:t>)</w:t>
-      </w:r>
-    </w:p>
-    <w:p>
-      <w:pPr>
-        <w:tabs>
-          <w:tab w:pos="1080" w:val="left"/>
-          <w:tab w:pos="6480" w:val="right"/>
-          <w:tab w:pos="6768" w:val="left"/>
-        </w:tabs>
-        <w:spacing w:line="240" w:lineRule="exact"/>
-      </w:pPr>
-      <w:r>
-        <w:rPr>
-          <w:rFonts w:ascii="Times New Roman" w:cs="Times New Roman" w:eastAsia="Times New Roman" w:hAnsi="Times New Roman"/>
-          <w:sz w:val="24"/>
-          <w:szCs w:val="24"/>
-        </w:rPr>
-      </w:r>
-      <w:r>
-        <w:rPr>
-          <w:rFonts w:ascii="Times New Roman" w:cs="Times New Roman" w:eastAsia="Times New Roman" w:hAnsi="Times New Roman"/>
-          <w:sz w:val="24"/>
-          <w:szCs w:val="24"/>
-        </w:rPr>
-        <w:tab/>
-        <w:t>)</w:t>
-      </w:r>
-    </w:p>
-    <w:p>
-      <w:pPr>
-        <w:tabs>
-          <w:tab w:pos="1080" w:val="left"/>
-          <w:tab w:pos="6480" w:val="right"/>
-          <w:tab w:pos="6768" w:val="left"/>
-        </w:tabs>
-        <w:spacing w:line="240" w:lineRule="exact"/>
-      </w:pPr>
-      <w:r>
-        <w:rPr>
-          <w:rFonts w:ascii="Times New Roman" w:cs="Times New Roman" w:eastAsia="Times New Roman" w:hAnsi="Times New Roman"/>
-          <w:b w:val="false"/>
-          <w:bCs w:val="false"/>
-          <w:sz w:val="24"/>
-          <w:szCs w:val="24"/>
-        </w:rPr>
-        <w:t>{{ child1_name_upper }}, dob: {{ child1_dob }},</w:t>
-      </w:r>
-      <w:r>
-        <w:rPr>
-          <w:rFonts w:ascii="Times New Roman" w:cs="Times New Roman" w:eastAsia="Times New Roman" w:hAnsi="Times New Roman"/>
-          <w:b w:val="false"/>
-          <w:bCs w:val="false"/>
-          <w:sz w:val="24"/>
-          <w:szCs w:val="24"/>
-        </w:rPr>
-        <w:tab/>
-        <w:t>)</w:t>
-      </w:r>
-    </w:p>
-    <w:p>
-      <w:pPr>
-        <w:spacing w:line="240" w:lineRule="exact"/>
-      </w:pPr>
-      <w:r>
-        <w:rPr>
-          <w:rFonts w:ascii="Times New Roman" w:cs="Times New Roman" w:eastAsia="Times New Roman" w:hAnsi="Times New Roman"/>
-          <w:b w:val="false"/>
-          <w:bCs w:val="false"/>
-          <w:sz w:val="24"/>
-          <w:szCs w:val="24"/>
-        </w:rPr>
-        <w:t xml:space="preserve">And</w:t>
-      </w:r>
-    </w:p>
-    <w:p>
-      <w:pPr>
-        <w:tabs>
-          <w:tab w:pos="1080" w:val="left"/>
-          <w:tab w:pos="6480" w:val="right"/>
-          <w:tab w:pos="6768" w:val="left"/>
-        </w:tabs>
-        <w:spacing w:line="240" w:lineRule="exact"/>
-      </w:pPr>
-      <w:r>
-        <w:rPr>
-          <w:rFonts w:ascii="Times New Roman" w:cs="Times New Roman" w:eastAsia="Times New Roman" w:hAnsi="Times New Roman"/>
-          <w:b w:val="false"/>
-          <w:bCs w:val="false"/>
-          <w:sz w:val="24"/>
-          <w:szCs w:val="24"/>
-        </w:rPr>
-        <w:t>{{ child2_name_upper }}, dob: {{ child2_dob }}</w:t>
-      </w:r>
-      <w:r>
-        <w:rPr>
-          <w:rFonts w:ascii="Times New Roman" w:cs="Times New Roman" w:eastAsia="Times New Roman" w:hAnsi="Times New Roman"/>
-          <w:b w:val="false"/>
-          <w:bCs w:val="false"/>
-          <w:sz w:val="24"/>
-          <w:szCs w:val="24"/>
-        </w:rPr>
-        <w:tab/>
-        <w:t>)</w:t>
-      </w:r>
-      <w:r>
-        <w:rPr>
-          <w:rFonts w:ascii="Times New Roman" w:cs="Times New Roman" w:eastAsia="Times New Roman" w:hAnsi="Times New Roman"/>
-          <w:b w:val="false"/>
-          <w:bCs w:val="false"/>
-          <w:sz w:val="24"/>
-          <w:szCs w:val="24"/>
-        </w:rPr>
-        <w:tab/>
-        <w:t>No. {{ case_number }}</w:t>
-      </w:r>
-    </w:p>
-    <w:p>
-      <w:pPr>
-        <w:tabs>
-          <w:tab w:pos="1080" w:val="left"/>
-          <w:tab w:pos="6480" w:val="right"/>
-          <w:tab w:pos="6768" w:val="left"/>
-        </w:tabs>
-        <w:spacing w:line="240" w:lineRule="exact"/>
-      </w:pPr>
-      <w:r>
-        <w:rPr>
-          <w:rFonts w:ascii="Times New Roman" w:cs="Times New Roman" w:eastAsia="Times New Roman" w:hAnsi="Times New Roman"/>
-          <w:b w:val="false"/>
-          <w:bCs w:val="false"/>
-          <w:sz w:val="24"/>
-          <w:szCs w:val="24"/>
-        </w:rPr>
-        <w:t>Minor Children.</w:t>
-      </w:r>
-      <w:r>
-        <w:rPr>
-          <w:rFonts w:ascii="Times New Roman" w:cs="Times New Roman" w:eastAsia="Times New Roman" w:hAnsi="Times New Roman"/>
-          <w:b w:val="false"/>
-          <w:bCs w:val="false"/>
-          <w:sz w:val="24"/>
-          <w:szCs w:val="24"/>
-        </w:rPr>
-        <w:tab/>
-        <w:t>)</w:t>
-      </w:r>
-    </w:p>
+    <w:tbl>
+      <w:tblPr>
+        <w:tblW w:w="9360" w:type="dxa"/>
+        <w:tblBorders>
+          <w:top w:val="none" w:sz="0" w:space="0" w:color="auto"/>
+          <w:left w:val="none" w:sz="0" w:space="0" w:color="auto"/>
+          <w:bottom w:val="none" w:sz="0" w:space="0" w:color="auto"/>
+          <w:right w:val="none" w:sz="0" w:space="0" w:color="auto"/>
+          <w:insideH w:val="none" w:sz="0" w:space="0" w:color="auto"/>
+          <w:insideV w:val="none" w:sz="0" w:space="0" w:color="auto"/>
+        </w:tblBorders>
+        <w:tblLayout w:type="fixed"/>
+        <w:tblCellMar>
+          <w:top w:w="0" w:type="dxa"/>
+          <w:left w:w="0" w:type="dxa"/>
+          <w:bottom w:w="0" w:type="dxa"/>
+          <w:right w:w="0" w:type="dxa"/>
+        </w:tblCellMar>
+        <w:tblLook w:val="0000" w:firstRow="0" w:lastRow="0" w:firstColumn="0" w:lastColumn="0" w:noHBand="0" w:noVBand="0"/>
+      </w:tblPr>
+      <w:tblGrid>
+        <w:gridCol w:w="6192"/>
+        <w:gridCol w:w="288"/>
+        <w:gridCol w:w="2880"/>
+      </w:tblGrid>
+      <w:tr>
+        <w:tc>
+          <w:tcPr>
+            <w:tcW w:w="6192" w:type="dxa"/>
+          </w:tcPr>
+          <w:p>
+            <w:pPr>
+              <w:spacing w:after="0" w:line="240" w:lineRule="auto"/>
+            </w:pPr>
+            <w:r>
+              <w:rPr>
+                <w:rFonts w:ascii="Times New Roman" w:cs="Times New Roman" w:eastAsia="Times New Roman" w:hAnsi="Times New Roman"/>
+                <w:b w:val="false"/>
+                <w:bCs w:val="false"/>
+                <w:sz w:val="24"/>
+                <w:szCs w:val="24"/>
+              </w:rPr>
+              <w:t xml:space="preserve">In the Matter of the Adoption of</w:t>
+            </w:r>
+          </w:p>
+          <w:p>
+            <w:pPr>
+              <w:spacing w:after="0" w:line="240" w:lineRule="auto"/>
+            </w:pPr>
+          </w:p>
+          <w:p>
+            <w:pPr>
+              <w:spacing w:after="0" w:line="240" w:lineRule="auto"/>
+            </w:pPr>
+            <w:r>
+              <w:rPr>
+                <w:rFonts w:ascii="Times New Roman" w:cs="Times New Roman" w:eastAsia="Times New Roman" w:hAnsi="Times New Roman"/>
+                <w:b w:val="false"/>
+                <w:bCs w:val="false"/>
+                <w:sz w:val="24"/>
+                <w:szCs w:val="24"/>
+              </w:rPr>
+              <w:t xml:space="preserve">{{ child1_name_upper }}, dob: {{ child1_dob }},</w:t>
+            </w:r>
+          </w:p>
+          <w:p>
+            <w:pPr>
+              <w:spacing w:after="0" w:line="240" w:lineRule="auto"/>
+            </w:pPr>
+            <w:r>
+              <w:rPr>
+                <w:rFonts w:ascii="Times New Roman" w:cs="Times New Roman" w:eastAsia="Times New Roman" w:hAnsi="Times New Roman"/>
+                <w:b w:val="false"/>
+                <w:bCs w:val="false"/>
+                <w:sz w:val="24"/>
+                <w:szCs w:val="24"/>
+              </w:rPr>
+              <w:t xml:space="preserve">And</w:t>
+            </w:r>
+          </w:p>
+          <w:p>
+            <w:pPr>
+              <w:spacing w:after="0" w:line="240" w:lineRule="auto"/>
+            </w:pPr>
+            <w:r>
+              <w:rPr>
+                <w:rFonts w:ascii="Times New Roman" w:cs="Times New Roman" w:eastAsia="Times New Roman" w:hAnsi="Times New Roman"/>
+                <w:b w:val="false"/>
+                <w:bCs w:val="false"/>
+                <w:sz w:val="24"/>
+                <w:szCs w:val="24"/>
+              </w:rPr>
+              <w:t xml:space="preserve">{{ child2_name_upper }}, dob: {{ child2_dob }}</w:t>
+            </w:r>
+          </w:p>
+          <w:p>
+            <w:pPr>
+              <w:spacing w:after="0" w:line="240" w:lineRule="auto"/>
+              <w:ind w:firstLine="720"/>
+            </w:pPr>
+            <w:r>
+              <w:rPr>
+                <w:rFonts w:ascii="Times New Roman" w:cs="Times New Roman" w:eastAsia="Times New Roman" w:hAnsi="Times New Roman"/>
+                <w:b w:val="false"/>
+                <w:bCs w:val="false"/>
+                <w:sz w:val="24"/>
+                <w:szCs w:val="24"/>
+              </w:rPr>
+              <w:t xml:space="preserve">Minor Children.</w:t>
+            </w:r>
+          </w:p>
+        </w:tc>
+        <w:tc>
+          <w:tcPr>
+            <w:tcW w:w="288" w:type="dxa"/>
+          </w:tcPr>
+          <w:p>
+            <w:pPr>
+              <w:spacing w:after="0" w:line="240" w:lineRule="auto"/>
+            </w:pPr>
+            <w:r>
+              <w:rPr>
+                <w:rFonts w:ascii="Times New Roman" w:cs="Times New Roman" w:eastAsia="Times New Roman" w:hAnsi="Times New Roman"/>
+                <w:b w:val="false"/>
+                <w:bCs w:val="false"/>
+                <w:sz w:val="24"/>
+                <w:szCs w:val="24"/>
+              </w:rPr>
+              <w:t xml:space="preserve">)</w:t>
+            </w:r>
+          </w:p>
+          <w:p>
+            <w:pPr>
+              <w:spacing w:after="0" w:line="240" w:lineRule="auto"/>
+            </w:pPr>
+            <w:r>
+              <w:rPr>
+                <w:rFonts w:ascii="Times New Roman" w:cs="Times New Roman" w:eastAsia="Times New Roman" w:hAnsi="Times New Roman"/>
+                <w:b w:val="false"/>
+                <w:bCs w:val="false"/>
+                <w:sz w:val="24"/>
+                <w:szCs w:val="24"/>
+              </w:rPr>
+              <w:t xml:space="preserve">)</w:t>
+            </w:r>
+          </w:p>
+          <w:p>
+            <w:pPr>
+              <w:spacing w:after="0" w:line="240" w:lineRule="auto"/>
+            </w:pPr>
+            <w:r>
+              <w:rPr>
+                <w:rFonts w:ascii="Times New Roman" w:cs="Times New Roman" w:eastAsia="Times New Roman" w:hAnsi="Times New Roman"/>
+                <w:b w:val="false"/>
+                <w:bCs w:val="false"/>
+                <w:sz w:val="24"/>
+                <w:szCs w:val="24"/>
+              </w:rPr>
+              <w:t xml:space="preserve">)</w:t>
+            </w:r>
+          </w:p>
+          <w:p>
+            <w:pPr>
+              <w:spacing w:after="0" w:line="240" w:lineRule="auto"/>
+            </w:pPr>
+            <w:r>
+              <w:rPr>
+                <w:rFonts w:ascii="Times New Roman" w:cs="Times New Roman" w:eastAsia="Times New Roman" w:hAnsi="Times New Roman"/>
+                <w:b w:val="false"/>
+                <w:bCs w:val="false"/>
+                <w:sz w:val="24"/>
+                <w:szCs w:val="24"/>
+              </w:rPr>
+              <w:t xml:space="preserve">)</w:t>
+            </w:r>
+          </w:p>
+          <w:p>
+            <w:pPr>
+              <w:spacing w:after="0" w:line="240" w:lineRule="auto"/>
+            </w:pPr>
+            <w:r>
+              <w:rPr>
+                <w:rFonts w:ascii="Times New Roman" w:cs="Times New Roman" w:eastAsia="Times New Roman" w:hAnsi="Times New Roman"/>
+                <w:b w:val="false"/>
+                <w:bCs w:val="false"/>
+                <w:sz w:val="24"/>
+                <w:szCs w:val="24"/>
+              </w:rPr>
+              <w:t xml:space="preserve">)</w:t>
+            </w:r>
+          </w:p>
+          <w:p>
+            <w:pPr>
+              <w:spacing w:after="0" w:line="240" w:lineRule="auto"/>
+            </w:pPr>
+            <w:r>
+              <w:rPr>
+                <w:rFonts w:ascii="Times New Roman" w:cs="Times New Roman" w:eastAsia="Times New Roman" w:hAnsi="Times New Roman"/>
+                <w:b w:val="false"/>
+                <w:bCs w:val="false"/>
+                <w:sz w:val="24"/>
+                <w:szCs w:val="24"/>
+              </w:rPr>
+              <w:t xml:space="preserve">)</w:t>
+            </w:r>
+          </w:p>
+        </w:tc>
+        <w:tc>
+          <w:tcPr>
+            <w:tcW w:w="2880" w:type="dxa"/>
+          </w:tcPr>
+          <w:p>
+            <w:pPr>
+              <w:spacing w:after="0" w:line="240" w:lineRule="auto"/>
+            </w:pPr>
+          </w:p>
+          <w:p>
+            <w:pPr>
+              <w:spacing w:after="0" w:line="240" w:lineRule="auto"/>
+            </w:pPr>
+          </w:p>
+          <w:p>
+            <w:pPr>
+              <w:spacing w:after="0" w:line="240" w:lineRule="auto"/>
+            </w:pPr>
+          </w:p>
+          <w:p>
+            <w:pPr>
+              <w:spacing w:after="0" w:line="240" w:lineRule="auto"/>
+            </w:pPr>
+          </w:p>
+          <w:p>
+            <w:pPr>
+              <w:spacing w:after="0" w:line="240" w:lineRule="auto"/>
+            </w:pPr>
+            <w:r>
+              <w:rPr>
+                <w:rFonts w:ascii="Times New Roman" w:cs="Times New Roman" w:eastAsia="Times New Roman" w:hAnsi="Times New Roman"/>
+                <w:b w:val="false"/>
+                <w:bCs w:val="false"/>
+                <w:sz w:val="24"/>
+                <w:szCs w:val="24"/>
+              </w:rPr>
+              <w:t xml:space="preserve">No. {{ case_number }}</w:t>
+            </w:r>
+          </w:p>
+        </w:tc>
+      </w:tr>
+    </w:tbl>
     <w:p>
       <w:pPr>
         <w:spacing w:line="240" w:lineRule="exact"/>
@@ -327,6 +400,7 @@
     <w:p>
       <w:pPr>
         <w:spacing w:line="480" w:lineRule="auto"/>
+        <w:ind w:firstLine="720"/>
         <w:jc w:val="both"/>
       </w:pPr>
       <w:r>
@@ -343,6 +417,7 @@
     <w:p>
       <w:pPr>
         <w:spacing w:line="480" w:lineRule="auto"/>
+        <w:ind w:firstLine="720"/>
         <w:jc w:val="both"/>
       </w:pPr>
       <w:r>
@@ -361,6 +436,7 @@
     <w:p>
       <w:pPr>
         <w:spacing w:line="480" w:lineRule="auto"/>
+        <w:ind w:firstLine="720"/>
         <w:jc w:val="both"/>
       </w:pPr>
       <w:r>
@@ -377,6 +453,7 @@
     <w:p>
       <w:pPr>
         <w:spacing w:line="480" w:lineRule="auto"/>
+        <w:ind w:firstLine="720"/>
         <w:jc w:val="both"/>
       </w:pPr>
       <w:r>
@@ -415,22 +492,66 @@
     <w:p>
       <w:pPr>
         <w:spacing w:line="480" w:lineRule="auto"/>
-        <w:jc w:val="both"/>
-      </w:pPr>
-      <w:r>
-        <w:rPr>
-          <w:rFonts w:ascii="Times New Roman" w:cs="Times New Roman" w:eastAsia="Times New Roman" w:hAnsi="Times New Roman"/>
-          <w:b w:val="false"/>
-          <w:bCs w:val="false"/>
-          <w:sz w:val="24"/>
-          <w:szCs w:val="24"/>
-        </w:rPr>
-        <w:t xml:space="preserve">5.	That your Petitioner desires to adopt {{ child1_name }} and {{ child2_name }} and desires to change their names as follows:{% if name_change %} from {{ child1_name }} to the name of {{ child1_new_name }}{% endif %}{% if name_change_child2 %} and from {{ child2_name }} to the name of {{ child2_new_name }}{% endif %}{% if not name_change and not name_change_child2 %} the Petitioner does not desire a name change for either child{% endif %}.</w:t>
-      </w:r>
-    </w:p>
-    <w:p>
-      <w:pPr>
-        <w:spacing w:line="480" w:lineRule="auto"/>
+        <w:ind w:firstLine="720"/>
+        <w:jc w:val="both"/>
+      </w:pPr>
+      <w:r>
+        <w:rPr>
+          <w:rFonts w:ascii="Times New Roman" w:cs="Times New Roman" w:eastAsia="Times New Roman" w:hAnsi="Times New Roman"/>
+          <w:b w:val="false"/>
+          <w:bCs w:val="false"/>
+          <w:sz w:val="24"/>
+          <w:szCs w:val="24"/>
+        </w:rPr>
+        <w:t xml:space="preserve">5.	That your Petitioner desires to adopt {{ child1_name }} and {{ child2_name }} and desires to change their names as follows:{% if name_change %} from {{ child1_name }} to the name of </w:t>
+      </w:r>
+      <w:r>
+        <w:rPr>
+          <w:rFonts w:ascii="Times New Roman" w:cs="Times New Roman" w:eastAsia="Times New Roman" w:hAnsi="Times New Roman"/>
+          <w:b/>
+          <w:b w:val="false"/>
+          <w:bCs w:val="false"/>
+          <w:sz w:val="24"/>
+          <w:szCs w:val="24"/>
+        </w:rPr>
+        <w:t xml:space="preserve">{{ child1_new_name }}</w:t>
+      </w:r>
+      <w:r>
+        <w:rPr>
+          <w:rFonts w:ascii="Times New Roman" w:cs="Times New Roman" w:eastAsia="Times New Roman" w:hAnsi="Times New Roman"/>
+          <w:b w:val="false"/>
+          <w:bCs w:val="false"/>
+          <w:sz w:val="24"/>
+          <w:szCs w:val="24"/>
+        </w:rPr>
+        <w:t xml:space="preserve">{% endif %}{% if name_change_child2 %} and from {{ child2_name }} to the name of </w:t>
+      </w:r>
+      <w:r>
+        <w:rPr>
+          <w:rFonts w:ascii="Times New Roman" w:cs="Times New Roman" w:eastAsia="Times New Roman" w:hAnsi="Times New Roman"/>
+          <w:b/>
+          <w:b w:val="false"/>
+          <w:bCs w:val="false"/>
+          <w:sz w:val="24"/>
+          <w:szCs w:val="24"/>
+        </w:rPr>
+        <w:t xml:space="preserve">{{ child2_new_name }}</w:t>
+      </w:r>
+      <w:r>
+        <w:rPr>
+          <w:rFonts w:ascii="Times New Roman" w:cs="Times New Roman" w:eastAsia="Times New Roman" w:hAnsi="Times New Roman"/>
+          <w:b w:val="false"/>
+          <w:bCs w:val="false"/>
+          <w:sz w:val="24"/>
+          <w:szCs w:val="24"/>
+        </w:rPr>
+        <w:t xml:space="preserve">{% endif %}{% if not name_change and not name_change_child2 %} the Petitioner does not desire a name change for either child{% endif %}.</w:t>
+      </w:r>
+    </w:p>
+    <w:p>
+      <w:pPr>
+        <w:spacing w:line="480" w:lineRule="auto"/>
+        <w:ind w:firstLine="720"/>
         <w:jc w:val="both"/>
       </w:pPr>
       <w:r>
@@ -449,6 +570,7 @@
     <w:p>
       <w:pPr>
         <w:spacing w:line="480" w:lineRule="auto"/>
+        <w:ind w:firstLine="720"/>
         <w:jc w:val="both"/>
       </w:pPr>
       <w:r>
@@ -465,6 +587,7 @@
     <w:p>
       <w:pPr>
         <w:spacing w:line="480" w:lineRule="auto"/>
+        <w:ind w:firstLine="720"/>
         <w:jc w:val="both"/>
       </w:pPr>
       <w:r>
@@ -481,6 +604,7 @@
     <w:p>
       <w:pPr>
         <w:spacing w:line="480" w:lineRule="auto"/>
+        <w:ind w:firstLine="720"/>
         <w:jc w:val="both"/>
       </w:pPr>
       <w:r>
@@ -497,6 +621,7 @@
     <w:p>
       <w:pPr>
         <w:spacing w:line="480" w:lineRule="auto"/>
+        <w:ind w:firstLine="720"/>
         <w:jc w:val="both"/>
       </w:pPr>
       <w:r>
@@ -513,22 +638,24 @@
     <w:p>
       <w:pPr>
         <w:spacing w:line="480" w:lineRule="auto"/>
-        <w:jc w:val="both"/>
-      </w:pPr>
-      <w:r>
-        <w:rPr>
-          <w:rFonts w:ascii="Times New Roman" w:cs="Times New Roman" w:eastAsia="Times New Roman" w:hAnsi="Times New Roman"/>
-          <w:b w:val="false"/>
-          <w:bCs w:val="false"/>
-          <w:sz w:val="24"/>
-          <w:szCs w:val="24"/>
-        </w:rPr>
-        <w:t xml:space="preserve">11.	{% if bio_mother_status == "relinquished" %}That the biological mother of the children is {{ bio_mother_name }} and that the parent executed in the juvenile deprived action hereinabove mentioned a permanent relinquishment of her parental rights and consent to this adoption. A certified copy of said permanent relinquishment of parental rights and consent to adoption will be filed herein.{% else %}That the biological mother of the children is {{ bio_mother_name }} and the parent's consent to this Adoption is not required because the parent's parental rights were terminated in the juvenile deprived action hereinabove mentioned. A certified copy of the order terminating parental rights will be filed herein.{% endif %}</w:t>
-      </w:r>
-    </w:p>
-    <w:p>
-      <w:pPr>
-        <w:spacing w:line="480" w:lineRule="auto"/>
+        <w:ind w:firstLine="720"/>
+        <w:jc w:val="both"/>
+      </w:pPr>
+      <w:r>
+        <w:rPr>
+          <w:rFonts w:ascii="Times New Roman" w:cs="Times New Roman" w:eastAsia="Times New Roman" w:hAnsi="Times New Roman"/>
+          <w:b w:val="false"/>
+          <w:bCs w:val="false"/>
+          <w:sz w:val="24"/>
+          <w:szCs w:val="24"/>
+        </w:rPr>
+        <w:t xml:space="preserve">11.	{% if bio_mother_status == "relinquished" %}That the biological mother of the children is {{ bio_mother_name }} and that the parent executed in the juvenile deprived action hereinabove mentioned a permanent relinquishment of their parental rights and consent to this adoption. A certified copy of said permanent relinquishment of parental rights and consent to adoption will be filed herein.{% else %}That the biological mother of the children is {{ bio_mother_name }} and the parent's consent to this Adoption is not required because the parent's parental rights were terminated in the juvenile deprived action hereinabove mentioned. A certified copy of the order terminating parental rights will be filed herein.{% endif %}</w:t>
+      </w:r>
+    </w:p>
+    <w:p>
+      <w:pPr>
+        <w:spacing w:line="480" w:lineRule="auto"/>
+        <w:ind w:firstLine="720"/>
         <w:jc w:val="both"/>
       </w:pPr>
       <w:r>
@@ -545,6 +672,7 @@
     <w:p>
       <w:pPr>
         <w:spacing w:line="480" w:lineRule="auto"/>
+        <w:ind w:firstLine="720"/>
         <w:jc w:val="both"/>
       </w:pPr>
       <w:r>
@@ -561,6 +689,7 @@
     <w:p>
       <w:pPr>
         <w:spacing w:line="480" w:lineRule="auto"/>
+        <w:ind w:firstLine="720"/>
         <w:jc w:val="both"/>
       </w:pPr>
       <w:r>
@@ -579,6 +708,7 @@
     <w:p>
       <w:pPr>
         <w:spacing w:line="480" w:lineRule="auto"/>
+        <w:ind w:firstLine="720"/>
         <w:jc w:val="both"/>
       </w:pPr>
       <w:r>
@@ -646,6 +776,7 @@
     <w:p>
       <w:pPr>
         <w:spacing w:line="480" w:lineRule="auto"/>
+        <w:ind w:firstLine="720"/>
         <w:jc w:val="both"/>
       </w:pPr>
       <w:r>
@@ -662,6 +793,7 @@
     <w:p>
       <w:pPr>
         <w:spacing w:line="480" w:lineRule="auto"/>
+        <w:ind w:firstLine="720"/>
         <w:jc w:val="both"/>
       </w:pPr>
       <w:r>
@@ -678,6 +810,7 @@
     <w:p>
       <w:pPr>
         <w:spacing w:line="480" w:lineRule="auto"/>
+        <w:ind w:firstLine="720"/>
         <w:jc w:val="both"/>
       </w:pPr>
       <w:r>
@@ -742,12 +875,12 @@
       <w:tblPr>
         <w:tblW w:type="dxa" w:w="9576"/>
         <w:tblBorders>
-          <w:top w:val="single" w:color="auto" w:sz="4"/>
-          <w:left w:val="single" w:color="auto" w:sz="4"/>
-          <w:bottom w:val="single" w:color="auto" w:sz="4"/>
-          <w:right w:val="single" w:color="auto" w:sz="4"/>
-          <w:insideH w:val="single" w:color="auto" w:sz="4"/>
-          <w:insideV w:val="single" w:color="auto" w:sz="4"/>
+          <w:top w:val="none" w:sz="0" w:space="0" w:color="auto"/>
+          <w:left w:val="none" w:sz="0" w:space="0" w:color="auto"/>
+          <w:bottom w:val="none" w:sz="0" w:space="0" w:color="auto"/>
+          <w:right w:val="none" w:sz="0" w:space="0" w:color="auto"/>
+          <w:insideH w:val="none" w:sz="0" w:space="0" w:color="auto"/>
+          <w:insideV w:val="none" w:sz="0" w:space="0" w:color="auto"/>
         </w:tblBorders>
       </w:tblPr>
       <w:tblGrid>
@@ -758,12 +891,6 @@
         <w:tc>
           <w:tcPr>
             <w:tcW w:type="dxa" w:w="4428"/>
-            <w:tcBorders>
-              <w:top w:val="none"/>
-              <w:left w:val="none"/>
-              <w:bottom w:val="none"/>
-              <w:right w:val="none"/>
-            </w:tcBorders>
           </w:tcPr>
           <w:p>
             <w:r>
@@ -781,12 +908,6 @@
         <w:tc>
           <w:tcPr>
             <w:tcW w:type="dxa" w:w="5148"/>
-            <w:tcBorders>
-              <w:top w:val="none"/>
-              <w:left w:val="none"/>
-              <w:bottom w:val="none"/>
-              <w:right w:val="none"/>
-            </w:tcBorders>
           </w:tcPr>
           <w:p>
             <w:pPr>
@@ -800,7 +921,7 @@
                 <w:sz w:val="24"/>
                 <w:szCs w:val="24"/>
               </w:rPr>
-              <w:t xml:space="preserve">By:</w:t>
+              <w:t xml:space="preserve">By:{% if attorney_signature %}  {{ attorney_signature }}{% endif %}</w:t>
             </w:r>
           </w:p>
           <w:p>

--- a/templates/dhs/dhs_petition_1p_2c.docx
+++ b/templates/dhs/dhs_petition_1p_2c.docx
@@ -379,7 +379,6 @@
       <w:r>
         <w:rPr>
           <w:rFonts w:ascii="Times New Roman" w:cs="Times New Roman" w:eastAsia="Times New Roman" w:hAnsi="Times New Roman"/>
-          <w:b/>
           <w:bCs w:val="false"/>
           <w:sz w:val="24"/>
           <w:szCs w:val="24"/>
@@ -471,7 +470,6 @@
       <w:r>
         <w:rPr>
           <w:rFonts w:ascii="Times New Roman" w:cs="Times New Roman" w:eastAsia="Times New Roman" w:hAnsi="Times New Roman"/>
-          <w:b/>
           <w:bCs w:val="false"/>
           <w:sz w:val="24"/>
           <w:szCs w:val="24"/>
@@ -1121,7 +1119,6 @@
       <w:r>
         <w:rPr>
           <w:rFonts w:ascii="Times New Roman" w:cs="Times New Roman" w:eastAsia="Times New Roman" w:hAnsi="Times New Roman"/>
-          <w:b/>
           <w:bCs w:val="false"/>
           <w:sz w:val="24"/>
           <w:szCs w:val="24"/>
@@ -1177,7 +1174,6 @@
       <w:r>
         <w:rPr>
           <w:rFonts w:ascii="Times New Roman" w:cs="Times New Roman" w:eastAsia="Times New Roman" w:hAnsi="Times New Roman"/>
-          <w:b/>
           <w:bCs w:val="false"/>
           <w:sz w:val="24"/>
           <w:szCs w:val="24"/>

--- a/templates/dhs/dhs_petition_1p_2c.docx
+++ b/templates/dhs/dhs_petition_1p_2c.docx
@@ -919,7 +919,7 @@
                 <w:sz w:val="24"/>
                 <w:szCs w:val="24"/>
               </w:rPr>
-              <w:t xml:space="preserve">By:{% if attorney_signature %}  {{ attorney_signature }}{% endif %}</w:t>
+              <w:t xml:space="preserve">By:{% if attorney_signature %}  {{ attorney_signature }}{% endif %}____________________</w:t>
             </w:r>
           </w:p>
           <w:p>

--- a/templates/dhs/dhs_petition_1p_2c.docx
+++ b/templates/dhs/dhs_petition_1p_2c.docx
@@ -1017,21 +1017,9 @@
     </w:tbl>
     <w:p>
       <w:pPr>
-        <w:spacing w:line="240" w:lineRule="exact"/>
-      </w:pPr>
-      <w:r>
-        <w:rPr>
-          <w:rFonts w:ascii="Times New Roman" w:cs="Times New Roman" w:eastAsia="Times New Roman" w:hAnsi="Times New Roman"/>
-          <w:b w:val="false"/>
-          <w:bCs w:val="false"/>
-          <w:sz w:val="24"/>
-          <w:szCs w:val="24"/>
-        </w:rPr>
-        <w:t xml:space="preserve"/>
-      </w:r>
-    </w:p>
-    <w:p>
-      <w:pPr>
+        <w:keepNext/>
+        <w:keepLines/>
+        <w:pageBreakBefore/>
         <w:spacing w:line="240" w:lineRule="exact"/>
         <w:jc w:val="center"/>
       </w:pPr>
@@ -1049,6 +1037,8 @@
     </w:p>
     <w:p>
       <w:pPr>
+        <w:keepNext/>
+        <w:keepLines/>
         <w:spacing w:line="240" w:lineRule="exact"/>
         <w:jc w:val="center"/>
       </w:pPr>
@@ -1065,6 +1055,8 @@
     </w:p>
     <w:p>
       <w:pPr>
+        <w:keepNext/>
+        <w:keepLines/>
         <w:spacing w:line="240" w:lineRule="exact"/>
         <w:jc w:val="center"/>
       </w:pPr>
@@ -1081,6 +1073,8 @@
     </w:p>
     <w:p>
       <w:pPr>
+        <w:keepNext/>
+        <w:keepLines/>
         <w:spacing w:line="240" w:lineRule="exact"/>
         <w:jc w:val="center"/>
       </w:pPr>
@@ -1097,6 +1091,8 @@
     </w:p>
     <w:p>
       <w:pPr>
+        <w:keepNext/>
+        <w:keepLines/>
         <w:spacing w:line="240" w:lineRule="exact"/>
       </w:pPr>
       <w:r>
@@ -1112,6 +1108,8 @@
     </w:p>
     <w:p>
       <w:pPr>
+        <w:keepNext/>
+        <w:keepLines/>
         <w:spacing w:line="480" w:lineRule="auto"/>
         <w:ind w:firstLine="1440"/>
         <w:jc w:val="both"/>
@@ -1138,6 +1136,8 @@
     </w:p>
     <w:p>
       <w:pPr>
+        <w:keepNext/>
+        <w:keepLines/>
         <w:spacing w:line="240" w:lineRule="exact"/>
       </w:pPr>
       <w:r>
@@ -1153,6 +1153,8 @@
     </w:p>
     <w:p>
       <w:pPr>
+        <w:keepNext/>
+        <w:keepLines/>
         <w:spacing w:before="560"/>
         <w:ind w:left="4320"/>
       </w:pPr>
@@ -1169,6 +1171,8 @@
     </w:p>
     <w:p>
       <w:pPr>
+        <w:keepNext/>
+        <w:keepLines/>
         <w:ind w:left="4320"/>
       </w:pPr>
       <w:r>
@@ -1193,6 +1197,8 @@
     </w:p>
     <w:p>
       <w:pPr>
+        <w:keepNext/>
+        <w:keepLines/>
         <w:spacing w:line="240" w:lineRule="exact"/>
       </w:pPr>
       <w:r>
@@ -1207,6 +1213,10 @@
       </w:r>
     </w:p>
     <w:p>
+      <w:pPr>
+        <w:keepNext/>
+        <w:keepLines/>
+      </w:pPr>
       <w:r>
         <w:rPr>
           <w:rFonts w:ascii="Times New Roman" w:cs="Times New Roman" w:eastAsia="Times New Roman" w:hAnsi="Times New Roman"/>
@@ -1220,6 +1230,8 @@
     </w:p>
     <w:p>
       <w:pPr>
+        <w:keepNext/>
+        <w:keepLines/>
         <w:spacing w:line="240" w:lineRule="exact"/>
       </w:pPr>
       <w:r>
@@ -1235,6 +1247,8 @@
     </w:p>
     <w:p>
       <w:pPr>
+        <w:keepNext/>
+        <w:keepLines/>
         <w:spacing w:before="560"/>
         <w:ind w:left="4320"/>
       </w:pPr>
@@ -1251,6 +1265,7 @@
     </w:p>
     <w:p>
       <w:pPr>
+        <w:keepLines/>
         <w:ind w:left="4320"/>
       </w:pPr>
       <w:r>

--- a/templates/dhs/dhs_petition_1p_2c.docx
+++ b/templates/dhs/dhs_petition_1p_2c.docx
@@ -919,7 +919,7 @@
                 <w:sz w:val="24"/>
                 <w:szCs w:val="24"/>
               </w:rPr>
-              <w:t xml:space="preserve">By:{% if attorney_signature %}  {{ attorney_signature }}{% endif %}____________________</w:t>
+              <w:t xml:space="preserve">By: {% if attorney_signature %}  {{ attorney_signature }}{% endif %}____________________</w:t>
             </w:r>
           </w:p>
           <w:p>
